--- a/CV - plantilla.docx
+++ b/CV - plantilla.docx
@@ -4,7 +4,7 @@
   <w:body>
     <w:p>
       <w:pPr>
-        <w:spacing w:line="276" w:lineRule="auto"/>
+        <w:spacing w:line="276" w:lineRule="auto" w:after="0"/>
         <w:jc w:val="center"/>
         <w:rPr>
           <w:sz w:val="38"/>
@@ -14,20 +14,17 @@
       </w:pPr>
       <w:r>
         <w:rPr>
-          <w:rFonts w:ascii="Calibri" w:eastAsia="Calibri" w:hAnsi="Calibri" w:cs="Calibri"/>
-          <w:b/>
-          <w:bCs/>
+          <w:rFonts w:ascii="Calibri" w:hAnsi="Calibri"/>
+          <w:b/>
           <w:color w:val="1F4E79"/>
           <w:sz w:val="38"/>
-          <w:szCs w:val="38"/>
-          <w:lang w:val="es-ES"/>
-        </w:rPr>
-        <w:t>PEDRO GIOVANNI RICRA FIGUEROA</w:t>
-      </w:r>
-    </w:p>
-    <w:p>
-      <w:pPr>
-        <w:spacing w:line="276" w:lineRule="auto"/>
+        </w:rPr>
+        <w:t>[NOMBRE COMPLETO]</w:t>
+      </w:r>
+    </w:p>
+    <w:p>
+      <w:pPr>
+        <w:spacing w:line="276" w:lineRule="auto" w:after="0"/>
         <w:jc w:val="center"/>
         <w:rPr>
           <w:i/>
@@ -39,84 +36,11 @@
       </w:pPr>
       <w:r>
         <w:rPr>
-          <w:rFonts w:ascii="Calibri" w:eastAsia="Calibri" w:hAnsi="Calibri" w:cs="Calibri"/>
-          <w:i/>
-          <w:iCs/>
+          <w:rFonts w:ascii="Calibri" w:hAnsi="Calibri"/>
+          <w:i/>
           <w:sz w:val="21"/>
-          <w:szCs w:val="21"/>
-          <w:lang w:val="es-ES"/>
-        </w:rPr>
-        <w:t>Título profesional</w:t>
-      </w:r>
-      <w:r>
-        <w:rPr>
-          <w:rFonts w:ascii="Calibri" w:eastAsia="Calibri" w:hAnsi="Calibri" w:cs="Calibri"/>
-          <w:i/>
-          <w:iCs/>
-          <w:sz w:val="21"/>
-          <w:szCs w:val="21"/>
-          <w:lang w:val="es-ES"/>
-        </w:rPr>
-        <w:t xml:space="preserve"> | </w:t>
-      </w:r>
-      <w:r>
-        <w:rPr>
-          <w:rFonts w:ascii="Calibri" w:eastAsia="Calibri" w:hAnsi="Calibri" w:cs="Calibri"/>
-          <w:i/>
-          <w:iCs/>
-          <w:sz w:val="21"/>
-          <w:szCs w:val="21"/>
-          <w:lang w:val="es-ES"/>
-        </w:rPr>
-        <w:t>Enfoque(</w:t>
-      </w:r>
-      <w:proofErr w:type="spellStart"/>
-      <w:r>
-        <w:rPr>
-          <w:rFonts w:ascii="Calibri" w:eastAsia="Calibri" w:hAnsi="Calibri" w:cs="Calibri"/>
-          <w:i/>
-          <w:iCs/>
-          <w:sz w:val="21"/>
-          <w:szCs w:val="21"/>
-          <w:lang w:val="es-ES"/>
-        </w:rPr>
-        <w:t>ejm</w:t>
-      </w:r>
-      <w:proofErr w:type="spellEnd"/>
-      <w:r>
-        <w:rPr>
-          <w:rFonts w:ascii="Calibri" w:eastAsia="Calibri" w:hAnsi="Calibri" w:cs="Calibri"/>
-          <w:i/>
-          <w:iCs/>
-          <w:sz w:val="21"/>
-          <w:szCs w:val="21"/>
-          <w:lang w:val="es-ES"/>
-        </w:rPr>
-        <w:t xml:space="preserve">. Desarrollador </w:t>
-      </w:r>
-      <w:proofErr w:type="spellStart"/>
-      <w:r>
-        <w:rPr>
-          <w:rFonts w:ascii="Calibri" w:eastAsia="Calibri" w:hAnsi="Calibri" w:cs="Calibri"/>
-          <w:i/>
-          <w:iCs/>
-          <w:sz w:val="21"/>
-          <w:szCs w:val="21"/>
-          <w:lang w:val="es-ES"/>
-        </w:rPr>
-        <w:t>Backend</w:t>
-      </w:r>
-      <w:proofErr w:type="spellEnd"/>
-      <w:r>
-        <w:rPr>
-          <w:rFonts w:ascii="Calibri" w:eastAsia="Calibri" w:hAnsi="Calibri" w:cs="Calibri"/>
-          <w:i/>
-          <w:iCs/>
-          <w:sz w:val="21"/>
-          <w:szCs w:val="21"/>
-          <w:lang w:val="es-ES"/>
-        </w:rPr>
-        <w:t>)</w:t>
+        </w:rPr>
+        <w:t>[PROFESIÓN / CARRERA]  |  [ESPECIALIDAD O ÁREA TECNOLÓGICA]</w:t>
       </w:r>
     </w:p>
     <w:p>
@@ -124,7 +48,7 @@
         <w:pBdr>
           <w:bottom w:val="single" w:sz="10" w:space="6" w:color="1F4E79"/>
         </w:pBdr>
-        <w:spacing w:line="276" w:lineRule="auto"/>
+        <w:spacing w:line="276" w:lineRule="auto" w:after="0"/>
         <w:jc w:val="center"/>
         <w:rPr>
           <w:rFonts w:ascii="Calibri" w:hAnsi="Calibri" w:cs="Calibri"/>
@@ -135,220 +59,36 @@
       </w:pPr>
       <w:r>
         <w:rPr>
-          <w:rFonts w:ascii="Calibri" w:eastAsia="Calibri" w:hAnsi="Calibri" w:cs="Calibri"/>
+          <w:rFonts w:ascii="Calibri" w:hAnsi="Calibri"/>
           <w:sz w:val="21"/>
-          <w:szCs w:val="21"/>
-          <w:lang w:val="es-ES"/>
-        </w:rPr>
-        <w:t># celular</w:t>
-      </w:r>
-      <w:r>
-        <w:rPr>
-          <w:rFonts w:ascii="Calibri" w:eastAsia="Calibri" w:hAnsi="Calibri" w:cs="Calibri"/>
-          <w:sz w:val="21"/>
-          <w:szCs w:val="21"/>
-          <w:lang w:val="es-ES"/>
-        </w:rPr>
-        <w:t xml:space="preserve"> |  </w:t>
-      </w:r>
-      <w:hyperlink r:id="rId5" w:history="1">
-        <w:r>
-          <w:rPr>
-            <w:rStyle w:val="Hipervnculo"/>
-            <w:rFonts w:ascii="Calibri" w:eastAsia="Calibri" w:hAnsi="Calibri" w:cs="Calibri"/>
-            <w:sz w:val="21"/>
-            <w:szCs w:val="21"/>
-            <w:lang w:val="es-ES"/>
-          </w:rPr>
-          <w:t>correo@gmail.com</w:t>
-        </w:r>
-      </w:hyperlink>
-      <w:r>
-        <w:rPr>
-          <w:rFonts w:ascii="Calibri" w:eastAsia="Calibri" w:hAnsi="Calibri" w:cs="Calibri"/>
-          <w:color w:val="595959"/>
-          <w:sz w:val="21"/>
-          <w:szCs w:val="21"/>
-          <w:lang w:val="es-ES"/>
-        </w:rPr>
-        <w:t xml:space="preserve">  </w:t>
-      </w:r>
-      <w:r>
-        <w:rPr>
-          <w:rFonts w:ascii="Calibri" w:eastAsia="Calibri" w:hAnsi="Calibri" w:cs="Calibri"/>
-          <w:sz w:val="21"/>
-          <w:szCs w:val="21"/>
-          <w:lang w:val="es-ES"/>
-        </w:rPr>
-        <w:t xml:space="preserve">|  </w:t>
-      </w:r>
-      <w:r>
-        <w:rPr>
-          <w:rFonts w:ascii="Calibri" w:eastAsia="Calibri" w:hAnsi="Calibri" w:cs="Calibri"/>
-          <w:sz w:val="21"/>
-          <w:szCs w:val="21"/>
-          <w:lang w:val="es-ES"/>
-        </w:rPr>
-        <w:t>Ciudad</w:t>
-      </w:r>
-      <w:r>
-        <w:rPr>
-          <w:rFonts w:ascii="Calibri" w:eastAsia="Calibri" w:hAnsi="Calibri" w:cs="Calibri"/>
-          <w:sz w:val="21"/>
-          <w:szCs w:val="21"/>
-          <w:lang w:val="es-ES"/>
-        </w:rPr>
-        <w:t xml:space="preserve">, </w:t>
-      </w:r>
-      <w:r>
-        <w:rPr>
-          <w:rFonts w:ascii="Calibri" w:eastAsia="Calibri" w:hAnsi="Calibri" w:cs="Calibri"/>
-          <w:sz w:val="21"/>
-          <w:szCs w:val="21"/>
-          <w:lang w:val="es-ES"/>
-        </w:rPr>
-        <w:t>País</w:t>
-      </w:r>
-      <w:r>
-        <w:rPr>
-          <w:rFonts w:ascii="Calibri" w:eastAsia="Calibri" w:hAnsi="Calibri" w:cs="Calibri"/>
-          <w:sz w:val="21"/>
-          <w:szCs w:val="21"/>
-          <w:lang w:val="es-ES"/>
-        </w:rPr>
-        <w:t xml:space="preserve"> </w:t>
-      </w:r>
-      <w:r>
-        <w:rPr>
-          <w:rFonts w:ascii="Calibri" w:eastAsia="Calibri" w:hAnsi="Calibri" w:cs="Calibri"/>
-          <w:sz w:val="21"/>
-          <w:szCs w:val="21"/>
-          <w:lang w:val="es-ES"/>
-        </w:rPr>
-        <w:t xml:space="preserve">| </w:t>
-      </w:r>
-      <w:r>
-        <w:rPr>
-          <w:rFonts w:ascii="Calibri" w:eastAsia="Calibri" w:hAnsi="Calibri" w:cs="Calibri"/>
-          <w:sz w:val="21"/>
-          <w:szCs w:val="21"/>
-          <w:lang w:val="es-ES"/>
-        </w:rPr>
-        <w:t xml:space="preserve"> </w:t>
-      </w:r>
-      <w:r>
-        <w:rPr>
-          <w:rFonts w:ascii="Calibri" w:eastAsia="Calibri" w:hAnsi="Calibri" w:cs="Calibri"/>
-          <w:sz w:val="21"/>
-          <w:szCs w:val="21"/>
-          <w:lang w:val="es-ES"/>
-        </w:rPr>
-        <w:t>Link</w:t>
-      </w:r>
-      <w:r>
-        <w:rPr>
-          <w:rFonts w:ascii="Calibri" w:eastAsia="Calibri" w:hAnsi="Calibri" w:cs="Calibri"/>
-          <w:sz w:val="21"/>
-          <w:szCs w:val="21"/>
-          <w:lang w:val="es-ES"/>
-        </w:rPr>
-        <w:t>-</w:t>
-      </w:r>
-      <w:proofErr w:type="spellStart"/>
-      <w:r>
-        <w:rPr>
-          <w:rFonts w:ascii="Calibri" w:eastAsia="Calibri" w:hAnsi="Calibri" w:cs="Calibri"/>
-          <w:sz w:val="21"/>
-          <w:szCs w:val="21"/>
-          <w:lang w:val="es-ES"/>
-        </w:rPr>
-        <w:t>Github</w:t>
-      </w:r>
-      <w:proofErr w:type="spellEnd"/>
-      <w:r>
-        <w:rPr>
-          <w:rFonts w:ascii="Calibri" w:hAnsi="Calibri" w:cs="Calibri"/>
-          <w:sz w:val="21"/>
-          <w:szCs w:val="21"/>
-          <w:lang w:val="es-ES"/>
-        </w:rPr>
-        <w:t xml:space="preserve"> </w:t>
-      </w:r>
-      <w:r>
-        <w:rPr>
-          <w:rFonts w:ascii="Calibri" w:hAnsi="Calibri" w:cs="Calibri"/>
-          <w:sz w:val="21"/>
-          <w:szCs w:val="21"/>
-          <w:lang w:val="es-ES"/>
-        </w:rPr>
-        <w:t xml:space="preserve"> </w:t>
-      </w:r>
-      <w:r>
-        <w:rPr>
-          <w:rFonts w:ascii="Calibri" w:hAnsi="Calibri" w:cs="Calibri"/>
-          <w:sz w:val="21"/>
-          <w:szCs w:val="21"/>
-          <w:lang w:val="es-ES"/>
-        </w:rPr>
-        <w:t>|</w:t>
-      </w:r>
-      <w:r>
-        <w:rPr>
-          <w:rFonts w:ascii="Calibri" w:hAnsi="Calibri" w:cs="Calibri"/>
-          <w:sz w:val="21"/>
-          <w:szCs w:val="21"/>
-          <w:lang w:val="es-ES"/>
-        </w:rPr>
-        <w:t xml:space="preserve">  </w:t>
-      </w:r>
-      <w:r>
-        <w:rPr>
-          <w:rFonts w:ascii="Calibri" w:hAnsi="Calibri" w:cs="Calibri"/>
-          <w:sz w:val="21"/>
-          <w:szCs w:val="21"/>
-          <w:lang w:val="es-ES"/>
-        </w:rPr>
-        <w:t xml:space="preserve"> Link-</w:t>
-      </w:r>
-      <w:proofErr w:type="spellStart"/>
-      <w:r>
-        <w:rPr>
-          <w:rFonts w:ascii="Calibri" w:hAnsi="Calibri" w:cs="Calibri"/>
-          <w:sz w:val="21"/>
-          <w:szCs w:val="21"/>
-          <w:lang w:val="es-ES"/>
-        </w:rPr>
-        <w:t>Linkedin</w:t>
-      </w:r>
-      <w:proofErr w:type="spellEnd"/>
+        </w:rPr>
+        <w:t>[Teléfono]  |  [correo@ejemplo.com]  |  [Ciudad, País]  |  [LinkedIn]  |  [GitHub / Portafolio]</w:t>
+      </w:r>
     </w:p>
     <w:p>
       <w:pPr>
         <w:pBdr>
           <w:bottom w:val="single" w:sz="10" w:space="6" w:color="1F4E79"/>
         </w:pBdr>
-        <w:spacing w:before="240" w:line="276" w:lineRule="auto"/>
-        <w:jc w:val="both"/>
-        <w:rPr>
-          <w:lang w:val="es-ES"/>
-        </w:rPr>
-      </w:pPr>
-      <w:r>
-        <w:rPr>
-          <w:rFonts w:ascii="Calibri" w:eastAsia="Calibri" w:hAnsi="Calibri" w:cs="Calibri"/>
-          <w:b/>
-          <w:bCs/>
+        <w:spacing w:before="180" w:line="276" w:lineRule="auto" w:after="60"/>
+        <w:jc w:val="both"/>
+        <w:rPr>
+          <w:lang w:val="es-ES"/>
+        </w:rPr>
+      </w:pPr>
+      <w:r>
+        <w:rPr>
+          <w:rFonts w:ascii="Calibri" w:hAnsi="Calibri"/>
+          <w:b/>
           <w:color w:val="1F4E79"/>
           <w:sz w:val="22"/>
-          <w:szCs w:val="22"/>
-          <w:lang w:val="es-ES"/>
         </w:rPr>
         <w:t>RESUMEN PROFESIONAL</w:t>
       </w:r>
     </w:p>
     <w:p>
       <w:pPr>
-        <w:spacing w:line="276" w:lineRule="auto"/>
+        <w:spacing w:line="276" w:lineRule="auto" w:after="0"/>
         <w:jc w:val="both"/>
         <w:rPr>
           <w:i/>
@@ -358,39 +98,11 @@
       </w:pPr>
       <w:r>
         <w:rPr>
-          <w:rFonts w:ascii="Calibri" w:eastAsia="Calibri" w:hAnsi="Calibri" w:cs="Calibri"/>
-          <w:i/>
-          <w:iCs/>
-          <w:lang w:val="es-ES"/>
-        </w:rPr>
-        <w:t xml:space="preserve">Agregar todo el resumen general de tu desarrollo profesional, desde </w:t>
-      </w:r>
-      <w:r>
-        <w:rPr>
-          <w:rFonts w:ascii="Calibri" w:eastAsia="Calibri" w:hAnsi="Calibri" w:cs="Calibri"/>
-          <w:i/>
-          <w:iCs/>
-          <w:lang w:val="es-ES"/>
-        </w:rPr>
-        <w:t>tu educación</w:t>
-      </w:r>
-      <w:r>
-        <w:rPr>
-          <w:rFonts w:ascii="Calibri" w:eastAsia="Calibri" w:hAnsi="Calibri" w:cs="Calibri"/>
-          <w:i/>
-          <w:iCs/>
-          <w:lang w:val="es-ES"/>
-        </w:rPr>
-        <w:t xml:space="preserve"> proyectos, donde realizaste un trabajo profesional y habilidades en el que estás más especializado o mayor dominio personal</w:t>
-      </w:r>
-      <w:r>
-        <w:rPr>
-          <w:rFonts w:ascii="Calibri" w:eastAsia="Calibri" w:hAnsi="Calibri" w:cs="Calibri"/>
-          <w:i/>
-          <w:iCs/>
-          <w:lang w:val="es-ES"/>
-        </w:rPr>
-        <w:t>.</w:t>
+          <w:rFonts w:ascii="Calibri" w:hAnsi="Calibri"/>
+          <w:i/>
+          <w:sz w:val="20"/>
+        </w:rPr>
+        <w:t>Escribe un resumen de 3 a 5 líneas sobre tu perfil tecnológico. Indica qué haces o en qué te estás formando, tu nivel de experiencia, las áreas en las que tienes mayor interés o dominio, las tecnologías más relevantes y el tipo de problemas o proyectos que sabes abordar. Evita repetir información que ya aparece en otras secciones.</w:t>
       </w:r>
     </w:p>
     <w:p>
@@ -398,28 +110,25 @@
         <w:pBdr>
           <w:bottom w:val="single" w:sz="6" w:space="4" w:color="1F4E79"/>
         </w:pBdr>
-        <w:spacing w:before="240" w:line="276" w:lineRule="auto"/>
-        <w:jc w:val="both"/>
-        <w:rPr>
-          <w:lang w:val="es-ES"/>
-        </w:rPr>
-      </w:pPr>
-      <w:r>
-        <w:rPr>
-          <w:rFonts w:ascii="Calibri" w:eastAsia="Calibri" w:hAnsi="Calibri" w:cs="Calibri"/>
-          <w:b/>
-          <w:bCs/>
+        <w:spacing w:before="180" w:line="276" w:lineRule="auto" w:after="60"/>
+        <w:jc w:val="both"/>
+        <w:rPr>
+          <w:lang w:val="es-ES"/>
+        </w:rPr>
+      </w:pPr>
+      <w:r>
+        <w:rPr>
+          <w:rFonts w:ascii="Calibri" w:hAnsi="Calibri"/>
+          <w:b/>
           <w:color w:val="1F4E79"/>
           <w:sz w:val="22"/>
-          <w:szCs w:val="22"/>
-          <w:lang w:val="es-ES"/>
         </w:rPr>
         <w:t>HABILIDADES TÉCNICAS</w:t>
       </w:r>
     </w:p>
     <w:p>
       <w:pPr>
-        <w:spacing w:line="276" w:lineRule="auto"/>
+        <w:spacing w:line="276" w:lineRule="auto" w:after="0"/>
         <w:jc w:val="both"/>
         <w:rPr>
           <w:rFonts w:ascii="Calibri" w:hAnsi="Calibri" w:cs="Calibri"/>
@@ -430,388 +139,164 @@
       </w:pPr>
       <w:r>
         <w:rPr>
+          <w:rFonts w:ascii="Calibri" w:hAnsi="Calibri"/>
+          <w:b/>
+          <w:i w:val="0"/>
+          <w:sz w:val="20"/>
+        </w:rPr>
+        <w:t>Lenguajes y tecnologías:</w:t>
+      </w:r>
+      <w:r>
+        <w:rPr>
+          <w:rFonts w:ascii="Calibri" w:hAnsi="Calibri"/>
+          <w:i/>
+          <w:sz w:val="20"/>
+        </w:rPr>
+        <w:t xml:space="preserve"> [Ej. Python, Java, JavaScript, C#, etc.]</w:t>
+      </w:r>
+    </w:p>
+    <w:p>
+      <w:pPr>
+        <w:spacing w:line="276" w:lineRule="auto" w:after="0"/>
+        <w:jc w:val="both"/>
+        <w:rPr>
           <w:rFonts w:ascii="Calibri" w:hAnsi="Calibri" w:cs="Calibri"/>
-          <w:b/>
-          <w:bCs/>
           <w:i/>
           <w:iCs/>
           <w:lang w:val="es-ES"/>
         </w:rPr>
-        <w:t>Lenguajes de Programación:</w:t>
-      </w:r>
-      <w:r>
+      </w:pPr>
+      <w:r>
+        <w:rPr>
+          <w:rFonts w:ascii="Calibri" w:hAnsi="Calibri"/>
+          <w:b/>
+          <w:i w:val="0"/>
+          <w:sz w:val="20"/>
+        </w:rPr>
+        <w:t>Desarrollo de software:</w:t>
+      </w:r>
+      <w:r>
+        <w:rPr>
+          <w:rFonts w:ascii="Calibri" w:hAnsi="Calibri"/>
+          <w:i/>
+          <w:sz w:val="20"/>
+        </w:rPr>
+        <w:t xml:space="preserve"> [Ej. Frontend, Backend, APIs, Mobile, sistemas empresariales, etc.]</w:t>
+      </w:r>
+    </w:p>
+    <w:p>
+      <w:pPr>
+        <w:spacing w:line="276" w:lineRule="auto" w:after="0"/>
+        <w:jc w:val="both"/>
         <w:rPr>
           <w:rFonts w:ascii="Calibri" w:hAnsi="Calibri" w:cs="Calibri"/>
           <w:i/>
           <w:iCs/>
-          <w:lang w:val="es-ES"/>
-        </w:rPr>
-        <w:t xml:space="preserve"> Java, Python</w:t>
-      </w:r>
-      <w:r>
+        </w:rPr>
+      </w:pPr>
+      <w:r>
+        <w:rPr>
+          <w:rFonts w:ascii="Calibri" w:hAnsi="Calibri"/>
+          <w:b/>
+          <w:i w:val="0"/>
+          <w:sz w:val="20"/>
+        </w:rPr>
+        <w:t>Datos, IA y analítica:</w:t>
+      </w:r>
+      <w:r>
+        <w:rPr>
+          <w:rFonts w:ascii="Calibri" w:hAnsi="Calibri"/>
+          <w:i/>
+          <w:sz w:val="20"/>
+        </w:rPr>
+        <w:t xml:space="preserve"> [Ej. SQL, Power BI, Pandas, Machine Learning, visualización, etc.]</w:t>
+      </w:r>
+    </w:p>
+    <w:p>
+      <w:pPr>
+        <w:spacing w:line="276" w:lineRule="auto" w:after="0"/>
+        <w:jc w:val="both"/>
         <w:rPr>
           <w:rFonts w:ascii="Calibri" w:hAnsi="Calibri" w:cs="Calibri"/>
           <w:i/>
           <w:iCs/>
           <w:lang w:val="es-ES"/>
         </w:rPr>
-        <w:t>,</w:t>
-      </w:r>
-      <w:r>
+      </w:pPr>
+      <w:r>
+        <w:rPr>
+          <w:rFonts w:ascii="Calibri" w:hAnsi="Calibri"/>
+          <w:b/>
+          <w:i w:val="0"/>
+          <w:sz w:val="20"/>
+        </w:rPr>
+        <w:t>Cloud, DevOps e infraestructura:</w:t>
+      </w:r>
+      <w:r>
+        <w:rPr>
+          <w:rFonts w:ascii="Calibri" w:hAnsi="Calibri"/>
+          <w:i/>
+          <w:sz w:val="20"/>
+        </w:rPr>
+        <w:t xml:space="preserve"> [Ej. AWS, Azure, Docker, CI/CD, Linux, redes, etc.]</w:t>
+      </w:r>
+    </w:p>
+    <w:p>
+      <w:pPr>
+        <w:spacing w:line="276" w:lineRule="auto" w:after="0"/>
+        <w:jc w:val="both"/>
         <w:rPr>
           <w:rFonts w:ascii="Calibri" w:hAnsi="Calibri" w:cs="Calibri"/>
           <w:i/>
           <w:iCs/>
           <w:lang w:val="es-ES"/>
         </w:rPr>
-        <w:t xml:space="preserve"> </w:t>
-      </w:r>
-      <w:r>
+      </w:pPr>
+      <w:r>
+        <w:rPr>
+          <w:rFonts w:ascii="Calibri" w:hAnsi="Calibri"/>
+          <w:b/>
+          <w:i w:val="0"/>
+          <w:sz w:val="20"/>
+        </w:rPr>
+        <w:t>QA, seguridad y automatización:</w:t>
+      </w:r>
+      <w:r>
+        <w:rPr>
+          <w:rFonts w:ascii="Calibri" w:hAnsi="Calibri"/>
+          <w:i/>
+          <w:sz w:val="20"/>
+        </w:rPr>
+        <w:t xml:space="preserve"> [Ej. Testing, Selenium, Postman, ciberseguridad, automatización, etc.]</w:t>
+      </w:r>
+    </w:p>
+    <w:p>
+      <w:pPr>
+        <w:spacing w:line="276" w:lineRule="auto" w:after="0"/>
+        <w:jc w:val="both"/>
         <w:rPr>
           <w:rFonts w:ascii="Calibri" w:hAnsi="Calibri" w:cs="Calibri"/>
           <w:i/>
           <w:iCs/>
           <w:lang w:val="es-ES"/>
         </w:rPr>
-        <w:t>C++, etc</w:t>
-      </w:r>
-      <w:r>
-        <w:rPr>
-          <w:rFonts w:ascii="Calibri" w:hAnsi="Calibri" w:cs="Calibri"/>
-          <w:i/>
-          <w:iCs/>
-          <w:lang w:val="es-ES"/>
-        </w:rPr>
-        <w:t>.</w:t>
-      </w:r>
-    </w:p>
-    <w:p>
-      <w:pPr>
-        <w:spacing w:line="276" w:lineRule="auto"/>
-        <w:jc w:val="both"/>
-        <w:rPr>
-          <w:rFonts w:ascii="Calibri" w:hAnsi="Calibri" w:cs="Calibri"/>
-          <w:i/>
-          <w:iCs/>
-          <w:lang w:val="es-ES"/>
-        </w:rPr>
-      </w:pPr>
-      <w:r>
-        <w:rPr>
-          <w:rFonts w:ascii="Calibri" w:hAnsi="Calibri" w:cs="Calibri"/>
-          <w:b/>
-          <w:bCs/>
-          <w:i/>
-          <w:iCs/>
-          <w:lang w:val="es-ES"/>
-        </w:rPr>
-        <w:t xml:space="preserve">Desarrollo </w:t>
-      </w:r>
-      <w:proofErr w:type="spellStart"/>
-      <w:r>
-        <w:rPr>
-          <w:rFonts w:ascii="Calibri" w:hAnsi="Calibri" w:cs="Calibri"/>
-          <w:b/>
-          <w:bCs/>
-          <w:i/>
-          <w:iCs/>
-          <w:lang w:val="es-ES"/>
-        </w:rPr>
-        <w:t>Frontend</w:t>
-      </w:r>
-      <w:proofErr w:type="spellEnd"/>
-      <w:r>
-        <w:rPr>
-          <w:rFonts w:ascii="Calibri" w:hAnsi="Calibri" w:cs="Calibri"/>
-          <w:b/>
-          <w:bCs/>
-          <w:i/>
-          <w:iCs/>
-          <w:lang w:val="es-ES"/>
-        </w:rPr>
-        <w:t xml:space="preserve"> &amp; Diseño UI:</w:t>
-      </w:r>
-      <w:r>
-        <w:rPr>
-          <w:rFonts w:ascii="Calibri" w:hAnsi="Calibri" w:cs="Calibri"/>
-          <w:i/>
-          <w:iCs/>
-          <w:lang w:val="es-ES"/>
-        </w:rPr>
-        <w:t xml:space="preserve"> Angular, HTML5, CSS3,</w:t>
-      </w:r>
-      <w:r>
-        <w:rPr>
-          <w:rFonts w:ascii="Calibri" w:hAnsi="Calibri" w:cs="Calibri"/>
-          <w:i/>
-          <w:iCs/>
-          <w:lang w:val="es-ES"/>
-        </w:rPr>
-        <w:t xml:space="preserve"> etc</w:t>
-      </w:r>
-      <w:r>
-        <w:rPr>
-          <w:rFonts w:ascii="Calibri" w:hAnsi="Calibri" w:cs="Calibri"/>
-          <w:i/>
-          <w:iCs/>
-          <w:lang w:val="es-ES"/>
-        </w:rPr>
-        <w:t>.</w:t>
-      </w:r>
-    </w:p>
-    <w:p>
-      <w:pPr>
-        <w:spacing w:line="276" w:lineRule="auto"/>
-        <w:jc w:val="both"/>
-        <w:rPr>
-          <w:rFonts w:ascii="Calibri" w:hAnsi="Calibri" w:cs="Calibri"/>
-          <w:i/>
-          <w:iCs/>
-        </w:rPr>
-      </w:pPr>
-      <w:r>
-        <w:rPr>
-          <w:rFonts w:ascii="Calibri" w:hAnsi="Calibri" w:cs="Calibri"/>
-          <w:b/>
-          <w:bCs/>
-          <w:i/>
-          <w:iCs/>
-        </w:rPr>
-        <w:t>Desarrollo Backend &amp; APIs:</w:t>
-      </w:r>
-      <w:r>
-        <w:rPr>
-          <w:rFonts w:ascii="Calibri" w:hAnsi="Calibri" w:cs="Calibri"/>
-          <w:i/>
-          <w:iCs/>
-        </w:rPr>
-        <w:t xml:space="preserve"> Node.js, Spring Boot, </w:t>
-      </w:r>
-      <w:r>
-        <w:rPr>
-          <w:rFonts w:ascii="Calibri" w:hAnsi="Calibri" w:cs="Calibri"/>
-          <w:i/>
-          <w:iCs/>
-        </w:rPr>
-        <w:t>etc</w:t>
-      </w:r>
-      <w:r>
-        <w:rPr>
-          <w:rFonts w:ascii="Calibri" w:hAnsi="Calibri" w:cs="Calibri"/>
-          <w:i/>
-          <w:iCs/>
-        </w:rPr>
-        <w:t>.</w:t>
-      </w:r>
-    </w:p>
-    <w:p>
-      <w:pPr>
-        <w:spacing w:line="276" w:lineRule="auto"/>
-        <w:jc w:val="both"/>
-        <w:rPr>
-          <w:rFonts w:ascii="Calibri" w:hAnsi="Calibri" w:cs="Calibri"/>
-          <w:i/>
-          <w:iCs/>
-          <w:lang w:val="es-ES"/>
-        </w:rPr>
-      </w:pPr>
-      <w:r>
-        <w:rPr>
-          <w:rFonts w:ascii="Calibri" w:hAnsi="Calibri" w:cs="Calibri"/>
-          <w:b/>
-          <w:bCs/>
-          <w:i/>
-          <w:iCs/>
-          <w:lang w:val="es-ES"/>
-        </w:rPr>
-        <w:t>Bases de Datos:</w:t>
-      </w:r>
-      <w:r>
-        <w:rPr>
-          <w:rFonts w:ascii="Calibri" w:hAnsi="Calibri" w:cs="Calibri"/>
-          <w:i/>
-          <w:iCs/>
-          <w:lang w:val="es-ES"/>
-        </w:rPr>
-        <w:t xml:space="preserve"> MySQL, SQL Server</w:t>
-      </w:r>
-      <w:r>
-        <w:rPr>
-          <w:rFonts w:ascii="Calibri" w:hAnsi="Calibri" w:cs="Calibri"/>
-          <w:i/>
-          <w:iCs/>
-          <w:lang w:val="es-ES"/>
-        </w:rPr>
-        <w:t>, Oracle, etc</w:t>
-      </w:r>
-      <w:r>
-        <w:rPr>
-          <w:rFonts w:ascii="Calibri" w:hAnsi="Calibri" w:cs="Calibri"/>
-          <w:i/>
-          <w:iCs/>
-          <w:lang w:val="es-ES"/>
-        </w:rPr>
-        <w:t>.</w:t>
-      </w:r>
-    </w:p>
-    <w:p>
-      <w:pPr>
-        <w:spacing w:line="276" w:lineRule="auto"/>
-        <w:jc w:val="both"/>
-        <w:rPr>
-          <w:rFonts w:ascii="Calibri" w:hAnsi="Calibri" w:cs="Calibri"/>
-          <w:i/>
-          <w:iCs/>
-          <w:lang w:val="es-ES"/>
-        </w:rPr>
-      </w:pPr>
-      <w:proofErr w:type="spellStart"/>
-      <w:r>
-        <w:rPr>
-          <w:rFonts w:ascii="Calibri" w:hAnsi="Calibri" w:cs="Calibri"/>
-          <w:b/>
-          <w:bCs/>
-          <w:i/>
-          <w:iCs/>
-          <w:lang w:val="es-ES"/>
-        </w:rPr>
-        <w:t>Testing</w:t>
-      </w:r>
-      <w:proofErr w:type="spellEnd"/>
-      <w:r>
-        <w:rPr>
-          <w:rFonts w:ascii="Calibri" w:hAnsi="Calibri" w:cs="Calibri"/>
-          <w:b/>
-          <w:bCs/>
-          <w:i/>
-          <w:iCs/>
-          <w:lang w:val="es-ES"/>
-        </w:rPr>
-        <w:t xml:space="preserve"> &amp; Automatización:</w:t>
-      </w:r>
-      <w:r>
-        <w:rPr>
-          <w:rFonts w:ascii="Calibri" w:hAnsi="Calibri" w:cs="Calibri"/>
-          <w:i/>
-          <w:iCs/>
-          <w:lang w:val="es-ES"/>
-        </w:rPr>
-        <w:t xml:space="preserve"> </w:t>
-      </w:r>
-      <w:proofErr w:type="spellStart"/>
-      <w:r>
-        <w:rPr>
-          <w:rFonts w:ascii="Calibri" w:hAnsi="Calibri" w:cs="Calibri"/>
-          <w:i/>
-          <w:iCs/>
-          <w:lang w:val="es-ES"/>
-        </w:rPr>
-        <w:t>Selenium</w:t>
-      </w:r>
-      <w:proofErr w:type="spellEnd"/>
-      <w:r>
-        <w:rPr>
-          <w:rFonts w:ascii="Calibri" w:hAnsi="Calibri" w:cs="Calibri"/>
-          <w:i/>
-          <w:iCs/>
-          <w:lang w:val="es-ES"/>
-        </w:rPr>
-        <w:t xml:space="preserve"> IDE, </w:t>
-      </w:r>
-      <w:r>
-        <w:rPr>
-          <w:rFonts w:ascii="Calibri" w:hAnsi="Calibri" w:cs="Calibri"/>
-          <w:i/>
-          <w:iCs/>
-          <w:lang w:val="es-ES"/>
-        </w:rPr>
-        <w:t>etc</w:t>
-      </w:r>
-      <w:r>
-        <w:rPr>
-          <w:rFonts w:ascii="Calibri" w:hAnsi="Calibri" w:cs="Calibri"/>
-          <w:i/>
-          <w:iCs/>
-          <w:lang w:val="es-ES"/>
-        </w:rPr>
-        <w:t>.</w:t>
-      </w:r>
-    </w:p>
-    <w:p>
-      <w:pPr>
-        <w:spacing w:line="276" w:lineRule="auto"/>
-        <w:jc w:val="both"/>
-        <w:rPr>
-          <w:rFonts w:ascii="Calibri" w:hAnsi="Calibri" w:cs="Calibri"/>
-          <w:i/>
-          <w:iCs/>
-          <w:lang w:val="es-ES"/>
-        </w:rPr>
-      </w:pPr>
-      <w:r>
-        <w:rPr>
-          <w:rFonts w:ascii="Calibri" w:hAnsi="Calibri" w:cs="Calibri"/>
-          <w:b/>
-          <w:bCs/>
-          <w:i/>
-          <w:iCs/>
-          <w:lang w:val="es-ES"/>
-        </w:rPr>
-        <w:t>DevOps, Despliegue &amp; Herramientas:</w:t>
-      </w:r>
-      <w:r>
-        <w:rPr>
-          <w:rFonts w:ascii="Calibri" w:hAnsi="Calibri" w:cs="Calibri"/>
-          <w:i/>
-          <w:iCs/>
-          <w:lang w:val="es-ES"/>
-        </w:rPr>
-        <w:t xml:space="preserve"> </w:t>
-      </w:r>
-      <w:r>
-        <w:rPr>
-          <w:rFonts w:ascii="Calibri" w:hAnsi="Calibri" w:cs="Calibri"/>
-          <w:i/>
-          <w:iCs/>
-          <w:lang w:val="es-ES"/>
-        </w:rPr>
-        <w:t>Docker</w:t>
-      </w:r>
-      <w:r>
-        <w:rPr>
-          <w:rFonts w:ascii="Calibri" w:hAnsi="Calibri" w:cs="Calibri"/>
-          <w:i/>
-          <w:iCs/>
-          <w:lang w:val="es-ES"/>
-        </w:rPr>
-        <w:t>,</w:t>
-      </w:r>
-      <w:r>
-        <w:rPr>
-          <w:rFonts w:ascii="Calibri" w:hAnsi="Calibri" w:cs="Calibri"/>
-          <w:i/>
-          <w:iCs/>
-          <w:lang w:val="es-ES"/>
-        </w:rPr>
-        <w:t xml:space="preserve"> Git, GitHub</w:t>
-      </w:r>
-      <w:r>
-        <w:rPr>
-          <w:rFonts w:ascii="Calibri" w:hAnsi="Calibri" w:cs="Calibri"/>
-          <w:i/>
-          <w:iCs/>
-          <w:lang w:val="es-ES"/>
-        </w:rPr>
-        <w:t>, etc</w:t>
-      </w:r>
-      <w:r>
-        <w:rPr>
-          <w:rFonts w:ascii="Calibri" w:hAnsi="Calibri" w:cs="Calibri"/>
-          <w:i/>
-          <w:iCs/>
-          <w:lang w:val="es-ES"/>
-        </w:rPr>
-        <w:t>.</w:t>
+      </w:pPr>
+      <w:r>
+        <w:rPr>
+          <w:rFonts w:ascii="Calibri" w:hAnsi="Calibri"/>
+          <w:b/>
+          <w:i w:val="0"/>
+          <w:sz w:val="20"/>
+        </w:rPr>
+        <w:t>Herramientas y metodologías:</w:t>
+      </w:r>
+      <w:r>
+        <w:rPr>
+          <w:rFonts w:ascii="Calibri" w:hAnsi="Calibri"/>
+          <w:i/>
+          <w:sz w:val="20"/>
+        </w:rPr>
+        <w:t xml:space="preserve"> [Ej. Git, GitHub, Jira, Figma, Scrum, Kanban, etc.]</w:t>
       </w:r>
     </w:p>
     <w:p>
@@ -819,7 +304,7 @@
         <w:pBdr>
           <w:bottom w:val="single" w:sz="6" w:space="4" w:color="1F4E79"/>
         </w:pBdr>
-        <w:spacing w:before="240" w:line="276" w:lineRule="auto"/>
+        <w:spacing w:before="180" w:line="276" w:lineRule="auto" w:after="60"/>
         <w:ind w:left="720" w:hanging="720"/>
         <w:jc w:val="both"/>
         <w:rPr>
@@ -828,15 +313,12 @@
       </w:pPr>
       <w:r>
         <w:rPr>
-          <w:rFonts w:ascii="Calibri" w:eastAsia="Calibri" w:hAnsi="Calibri" w:cs="Calibri"/>
-          <w:b/>
-          <w:bCs/>
+          <w:rFonts w:ascii="Calibri" w:hAnsi="Calibri"/>
+          <w:b/>
           <w:color w:val="1F4E79"/>
           <w:sz w:val="22"/>
-          <w:szCs w:val="22"/>
-          <w:lang w:val="es-ES"/>
-        </w:rPr>
-        <w:t>EXPERIENCIA LABORAL</w:t>
+        </w:rPr>
+        <w:t>EXPERIENCIA PROFESIONAL</w:t>
       </w:r>
     </w:p>
     <w:p>
@@ -844,185 +326,48 @@
         <w:tabs>
           <w:tab w:val="right" w:pos="9360"/>
         </w:tabs>
-        <w:spacing w:line="276" w:lineRule="auto"/>
-        <w:jc w:val="both"/>
-        <w:rPr>
-          <w:lang w:val="es-ES"/>
-        </w:rPr>
-      </w:pPr>
-      <w:r>
-        <w:rPr>
-          <w:rFonts w:ascii="Calibri" w:eastAsia="Calibri" w:hAnsi="Calibri" w:cs="Calibri"/>
-          <w:b/>
-          <w:bCs/>
+        <w:spacing w:line="276" w:lineRule="auto" w:after="0"/>
+        <w:jc w:val="both"/>
+        <w:rPr>
+          <w:lang w:val="es-ES"/>
+        </w:rPr>
+      </w:pPr>
+      <w:r>
+        <w:rPr>
+          <w:rFonts w:ascii="Calibri" w:hAnsi="Calibri"/>
+          <w:b/>
+          <w:sz w:val="21"/>
+        </w:rPr>
+        <w:t>[CARGO / ROL] — [ÁREA O ESPECIALIDAD]</w:t>
+      </w:r>
+      <w:r>
+        <w:rPr>
+          <w:rFonts w:ascii="Calibri" w:hAnsi="Calibri"/>
+          <w:i/>
+          <w:sz w:val="20"/>
+        </w:rPr>
+        <w:tab/>
+        <w:t>[MM/AAAA – MM/AAAA]</w:t>
+      </w:r>
+    </w:p>
+    <w:p>
+      <w:pPr>
+        <w:spacing w:line="276" w:lineRule="auto" w:after="0"/>
+        <w:jc w:val="both"/>
+        <w:rPr>
           <w:sz w:val="21"/>
           <w:szCs w:val="21"/>
           <w:lang w:val="es-ES"/>
         </w:rPr>
-        <w:t>Rol que cumpliste</w:t>
-      </w:r>
-      <w:r>
-        <w:rPr>
-          <w:rFonts w:ascii="Calibri" w:eastAsia="Calibri" w:hAnsi="Calibri" w:cs="Calibri"/>
-          <w:b/>
-          <w:bCs/>
-          <w:sz w:val="21"/>
-          <w:szCs w:val="21"/>
-          <w:lang w:val="es-ES"/>
-        </w:rPr>
-        <w:t xml:space="preserve"> — </w:t>
-      </w:r>
-      <w:r>
-        <w:rPr>
-          <w:rFonts w:ascii="Calibri" w:eastAsia="Calibri" w:hAnsi="Calibri" w:cs="Calibri"/>
-          <w:b/>
-          <w:bCs/>
-          <w:sz w:val="21"/>
-          <w:szCs w:val="21"/>
-          <w:lang w:val="es-ES"/>
-        </w:rPr>
-        <w:t>Área donde realizaste el trabajo</w:t>
-      </w:r>
-      <w:r>
-        <w:rPr>
-          <w:rFonts w:ascii="Calibri" w:eastAsia="Calibri" w:hAnsi="Calibri" w:cs="Calibri"/>
-          <w:i/>
-          <w:iCs/>
-          <w:lang w:val="es-ES"/>
-        </w:rPr>
-        <w:tab/>
-      </w:r>
-      <w:r>
-        <w:rPr>
-          <w:rFonts w:ascii="Calibri" w:eastAsia="Calibri" w:hAnsi="Calibri" w:cs="Calibri"/>
-          <w:i/>
-          <w:iCs/>
-          <w:lang w:val="es-ES"/>
-        </w:rPr>
-        <w:t>XX</w:t>
-      </w:r>
-      <w:r>
-        <w:rPr>
-          <w:rFonts w:ascii="Calibri" w:eastAsia="Calibri" w:hAnsi="Calibri" w:cs="Calibri"/>
-          <w:i/>
-          <w:iCs/>
-          <w:lang w:val="es-ES"/>
-        </w:rPr>
-        <w:t>/20</w:t>
-      </w:r>
-      <w:r>
-        <w:rPr>
-          <w:rFonts w:ascii="Calibri" w:eastAsia="Calibri" w:hAnsi="Calibri" w:cs="Calibri"/>
-          <w:i/>
-          <w:iCs/>
-          <w:lang w:val="es-ES"/>
-        </w:rPr>
-        <w:t>XX</w:t>
-      </w:r>
-      <w:r>
-        <w:rPr>
-          <w:rFonts w:ascii="Calibri" w:eastAsia="Calibri" w:hAnsi="Calibri" w:cs="Calibri"/>
-          <w:i/>
-          <w:iCs/>
-          <w:lang w:val="es-ES"/>
-        </w:rPr>
-        <w:t xml:space="preserve"> – </w:t>
-      </w:r>
-      <w:r>
-        <w:rPr>
-          <w:rFonts w:ascii="Calibri" w:eastAsia="Calibri" w:hAnsi="Calibri" w:cs="Calibri"/>
-          <w:i/>
-          <w:iCs/>
-          <w:lang w:val="es-ES"/>
-        </w:rPr>
-        <w:t>XX</w:t>
-      </w:r>
-      <w:r>
-        <w:rPr>
-          <w:rFonts w:ascii="Calibri" w:eastAsia="Calibri" w:hAnsi="Calibri" w:cs="Calibri"/>
-          <w:i/>
-          <w:iCs/>
-          <w:lang w:val="es-ES"/>
-        </w:rPr>
-        <w:t>/20</w:t>
-      </w:r>
-      <w:r>
-        <w:rPr>
-          <w:rFonts w:ascii="Calibri" w:eastAsia="Calibri" w:hAnsi="Calibri" w:cs="Calibri"/>
-          <w:i/>
-          <w:iCs/>
-          <w:lang w:val="es-ES"/>
-        </w:rPr>
-        <w:t>XX</w:t>
-      </w:r>
-    </w:p>
-    <w:p>
-      <w:pPr>
-        <w:spacing w:line="276" w:lineRule="auto"/>
-        <w:jc w:val="both"/>
-        <w:rPr>
-          <w:sz w:val="21"/>
-          <w:szCs w:val="21"/>
-          <w:lang w:val="es-ES"/>
-        </w:rPr>
-      </w:pPr>
-      <w:r>
-        <w:rPr>
-          <w:rFonts w:ascii="Calibri" w:eastAsia="Calibri" w:hAnsi="Calibri" w:cs="Calibri"/>
-          <w:i/>
-          <w:iCs/>
-          <w:sz w:val="21"/>
-          <w:szCs w:val="21"/>
-          <w:lang w:val="es-ES"/>
-        </w:rPr>
-        <w:t>Institución o Nombre</w:t>
-      </w:r>
-      <w:r>
-        <w:rPr>
-          <w:rFonts w:ascii="Calibri" w:eastAsia="Calibri" w:hAnsi="Calibri" w:cs="Calibri"/>
-          <w:i/>
-          <w:iCs/>
-          <w:sz w:val="21"/>
-          <w:szCs w:val="21"/>
-          <w:lang w:val="es-ES"/>
-        </w:rPr>
-        <w:t xml:space="preserve"> — </w:t>
-      </w:r>
-      <w:r>
-        <w:rPr>
-          <w:rFonts w:ascii="Calibri" w:eastAsia="Calibri" w:hAnsi="Calibri" w:cs="Calibri"/>
-          <w:i/>
-          <w:iCs/>
-          <w:sz w:val="21"/>
-          <w:szCs w:val="21"/>
-          <w:lang w:val="es-ES"/>
-        </w:rPr>
-        <w:t>Ciudad</w:t>
-      </w:r>
-      <w:r>
-        <w:rPr>
-          <w:rFonts w:ascii="Calibri" w:eastAsia="Calibri" w:hAnsi="Calibri" w:cs="Calibri"/>
-          <w:i/>
-          <w:iCs/>
-          <w:sz w:val="21"/>
-          <w:szCs w:val="21"/>
-          <w:lang w:val="es-ES"/>
-        </w:rPr>
-        <w:t xml:space="preserve">, </w:t>
-      </w:r>
-      <w:proofErr w:type="spellStart"/>
-      <w:r>
-        <w:rPr>
-          <w:rFonts w:ascii="Calibri" w:eastAsia="Calibri" w:hAnsi="Calibri" w:cs="Calibri"/>
-          <w:i/>
-          <w:iCs/>
-          <w:sz w:val="21"/>
-          <w:szCs w:val="21"/>
-          <w:lang w:val="es-ES"/>
-        </w:rPr>
-        <w:t>Pais</w:t>
-      </w:r>
-      <w:proofErr w:type="spellEnd"/>
+      </w:pPr>
+      <w:r>
+        <w:rPr>
+          <w:rFonts w:ascii="Calibri" w:hAnsi="Calibri"/>
+          <w:i/>
+          <w:sz w:val="20"/>
+        </w:rPr>
+        <w:t>[Empresa / Organización] — [Ciudad, País o Remoto]</w:t>
+      </w:r>
     </w:p>
     <w:p>
       <w:pPr>
@@ -1031,7 +376,7 @@
           <w:ilvl w:val="0"/>
           <w:numId w:val="3"/>
         </w:numPr>
-        <w:spacing w:line="276" w:lineRule="auto"/>
+        <w:spacing w:line="276" w:lineRule="auto" w:after="0"/>
         <w:jc w:val="both"/>
         <w:rPr>
           <w:rFonts w:ascii="Calibri" w:hAnsi="Calibri" w:cs="Calibri"/>
@@ -1042,21 +387,11 @@
       </w:pPr>
       <w:r>
         <w:rPr>
-          <w:rFonts w:ascii="Calibri" w:hAnsi="Calibri" w:cs="Calibri"/>
-          <w:i/>
-          <w:iCs/>
-          <w:lang w:val="es-ES"/>
-        </w:rPr>
-        <w:t>Explicación general de tus experiencial laboral real</w:t>
-      </w:r>
-      <w:r>
-        <w:rPr>
-          <w:rFonts w:ascii="Calibri" w:eastAsia="Calibri" w:hAnsi="Calibri" w:cs="Calibri"/>
-          <w:i/>
-          <w:iCs/>
-          <w:lang w:val="es-ES"/>
-        </w:rPr>
-        <w:t>.</w:t>
+          <w:rFonts w:ascii="Calibri" w:hAnsi="Calibri"/>
+          <w:i/>
+          <w:sz w:val="20"/>
+        </w:rPr>
+        <w:t>Describe 1 o 2 responsabilidades relevantes y, cuando sea posible, el resultado o impacto de tu trabajo.</w:t>
       </w:r>
     </w:p>
     <w:p>
@@ -1066,7 +401,7 @@
           <w:ilvl w:val="0"/>
           <w:numId w:val="3"/>
         </w:numPr>
-        <w:spacing w:line="276" w:lineRule="auto"/>
+        <w:spacing w:line="276" w:lineRule="auto" w:after="0"/>
         <w:jc w:val="both"/>
         <w:rPr>
           <w:rFonts w:ascii="Calibri" w:hAnsi="Calibri" w:cs="Calibri"/>
@@ -1077,41 +412,20 @@
       </w:pPr>
       <w:r>
         <w:rPr>
-          <w:rFonts w:ascii="Calibri" w:eastAsia="Calibri" w:hAnsi="Calibri" w:cs="Calibri"/>
-          <w:b/>
-          <w:bCs/>
-          <w:i/>
-          <w:iCs/>
-          <w:lang w:val="es-ES"/>
-        </w:rPr>
-        <w:t>Herramientas</w:t>
-      </w:r>
-      <w:r>
-        <w:rPr>
-          <w:rFonts w:ascii="Calibri" w:eastAsia="Calibri" w:hAnsi="Calibri" w:cs="Calibri"/>
-          <w:i/>
-          <w:iCs/>
-          <w:lang w:val="es-ES"/>
-        </w:rPr>
-        <w:t xml:space="preserve">: </w:t>
-      </w:r>
-      <w:r>
-        <w:rPr>
-          <w:rFonts w:ascii="Calibri" w:eastAsia="Calibri" w:hAnsi="Calibri" w:cs="Calibri"/>
-          <w:i/>
-          <w:iCs/>
-          <w:lang w:val="es-ES"/>
-        </w:rPr>
-        <w:t>Herramientas usadas en dicho lugar</w:t>
-      </w:r>
-      <w:r>
-        <w:rPr>
-          <w:rFonts w:ascii="Calibri" w:eastAsia="Calibri" w:hAnsi="Calibri" w:cs="Calibri"/>
-          <w:i/>
-          <w:iCs/>
-          <w:lang w:val="es-ES"/>
-        </w:rPr>
-        <w:t>.</w:t>
+          <w:rFonts w:ascii="Calibri" w:hAnsi="Calibri"/>
+          <w:b/>
+          <w:i/>
+          <w:sz w:val="20"/>
+        </w:rPr>
+        <w:t>Tecnologías / herramientas:</w:t>
+      </w:r>
+      <w:r>
+        <w:rPr>
+          <w:rFonts w:ascii="Calibri" w:hAnsi="Calibri"/>
+          <w:i/>
+          <w:sz w:val="20"/>
+        </w:rPr>
+        <w:t xml:space="preserve"> [Herramientas, plataformas, metodologías o tecnologías utilizadas]</w:t>
       </w:r>
     </w:p>
     <w:p>
@@ -1119,23 +433,20 @@
         <w:pBdr>
           <w:bottom w:val="single" w:sz="6" w:space="4" w:color="1F4E79"/>
         </w:pBdr>
-        <w:spacing w:before="240" w:line="276" w:lineRule="auto"/>
-        <w:jc w:val="both"/>
-        <w:rPr>
-          <w:lang w:val="es-ES"/>
-        </w:rPr>
-      </w:pPr>
-      <w:r>
-        <w:rPr>
-          <w:rFonts w:ascii="Calibri" w:eastAsia="Calibri" w:hAnsi="Calibri" w:cs="Calibri"/>
-          <w:b/>
-          <w:bCs/>
+        <w:spacing w:before="180" w:line="276" w:lineRule="auto" w:after="60"/>
+        <w:jc w:val="both"/>
+        <w:rPr>
+          <w:lang w:val="es-ES"/>
+        </w:rPr>
+      </w:pPr>
+      <w:r>
+        <w:rPr>
+          <w:rFonts w:ascii="Calibri" w:hAnsi="Calibri"/>
+          <w:b/>
           <w:color w:val="1F4E79"/>
           <w:sz w:val="22"/>
-          <w:szCs w:val="22"/>
-          <w:lang w:val="es-ES"/>
-        </w:rPr>
-        <w:t>PROYECTOS</w:t>
+        </w:rPr>
+        <w:t>PROYECTOS RELEVANTES</w:t>
       </w:r>
     </w:p>
     <w:p>
@@ -1143,58 +454,28 @@
         <w:tabs>
           <w:tab w:val="right" w:pos="9360"/>
         </w:tabs>
-        <w:spacing w:line="276" w:lineRule="auto"/>
-        <w:jc w:val="both"/>
-        <w:rPr>
-          <w:lang w:val="es-ES"/>
-        </w:rPr>
-      </w:pPr>
-      <w:r>
-        <w:rPr>
-          <w:rFonts w:ascii="Calibri" w:eastAsia="Calibri" w:hAnsi="Calibri" w:cs="Calibri"/>
-          <w:b/>
-          <w:bCs/>
+        <w:spacing w:line="276" w:lineRule="auto" w:after="0"/>
+        <w:jc w:val="both"/>
+        <w:rPr>
+          <w:lang w:val="es-ES"/>
+        </w:rPr>
+      </w:pPr>
+      <w:r>
+        <w:rPr>
+          <w:rFonts w:ascii="Calibri" w:hAnsi="Calibri"/>
+          <w:b/>
           <w:sz w:val="21"/>
-          <w:szCs w:val="21"/>
-          <w:lang w:val="es-ES"/>
-        </w:rPr>
-        <w:t>Nombre del Proyecto</w:t>
-      </w:r>
-      <w:r>
-        <w:rPr>
-          <w:rFonts w:ascii="Calibri" w:eastAsia="Calibri" w:hAnsi="Calibri" w:cs="Calibri"/>
-          <w:i/>
-          <w:iCs/>
-          <w:lang w:val="es-ES"/>
+        </w:rPr>
+        <w:t>[NOMBRE DEL PROYECTO]</w:t>
+      </w:r>
+      <w:r>
+        <w:rPr>
+          <w:rFonts w:ascii="Calibri" w:hAnsi="Calibri"/>
+          <w:i/>
+          <w:sz w:val="20"/>
         </w:rPr>
         <w:tab/>
-      </w:r>
-      <w:r>
-        <w:rPr>
-          <w:rFonts w:ascii="Calibri" w:eastAsia="Calibri" w:hAnsi="Calibri" w:cs="Calibri"/>
-          <w:i/>
-          <w:iCs/>
-          <w:lang w:val="es-ES"/>
-        </w:rPr>
-        <w:t xml:space="preserve">UNU - </w:t>
-      </w:r>
-      <w:r>
-        <w:rPr>
-          <w:rFonts w:ascii="Calibri" w:eastAsia="Calibri" w:hAnsi="Calibri" w:cs="Calibri"/>
-          <w:i/>
-          <w:iCs/>
-          <w:lang w:val="es-ES"/>
-        </w:rPr>
-        <w:t>202</w:t>
-      </w:r>
-      <w:r>
-        <w:rPr>
-          <w:rFonts w:ascii="Calibri" w:eastAsia="Calibri" w:hAnsi="Calibri" w:cs="Calibri"/>
-          <w:i/>
-          <w:iCs/>
-          <w:lang w:val="es-ES"/>
-        </w:rPr>
-        <w:t>5</w:t>
+        <w:t>[AÑO]</w:t>
       </w:r>
     </w:p>
     <w:p>
@@ -1204,7 +485,7 @@
           <w:ilvl w:val="0"/>
           <w:numId w:val="4"/>
         </w:numPr>
-        <w:spacing w:line="276" w:lineRule="auto"/>
+        <w:spacing w:line="276" w:lineRule="auto" w:after="0"/>
         <w:jc w:val="both"/>
         <w:rPr>
           <w:rFonts w:ascii="Calibri" w:hAnsi="Calibri" w:cs="Calibri"/>
@@ -1215,21 +496,11 @@
       </w:pPr>
       <w:r>
         <w:rPr>
-          <w:rFonts w:ascii="Calibri" w:eastAsia="Calibri" w:hAnsi="Calibri" w:cs="Calibri"/>
-          <w:i/>
-          <w:iCs/>
-          <w:lang w:val="es-ES"/>
-        </w:rPr>
-        <w:t>Explicación breve del proyecto realizado, que es y que resuelve</w:t>
-      </w:r>
-      <w:r>
-        <w:rPr>
-          <w:rFonts w:ascii="Calibri" w:eastAsia="Calibri" w:hAnsi="Calibri" w:cs="Calibri"/>
-          <w:i/>
-          <w:iCs/>
-          <w:lang w:val="es-ES"/>
-        </w:rPr>
-        <w:t>.</w:t>
+          <w:rFonts w:ascii="Calibri" w:hAnsi="Calibri"/>
+          <w:i/>
+          <w:sz w:val="20"/>
+        </w:rPr>
+        <w:t>Explica brevemente qué problema resuelve el proyecto, quién lo utiliza y cuál fue tu aporte o responsabilidad.</w:t>
       </w:r>
     </w:p>
     <w:p>
@@ -1239,7 +510,7 @@
           <w:ilvl w:val="0"/>
           <w:numId w:val="4"/>
         </w:numPr>
-        <w:spacing w:line="276" w:lineRule="auto"/>
+        <w:spacing w:line="276" w:lineRule="auto" w:after="0"/>
         <w:jc w:val="both"/>
         <w:rPr>
           <w:rFonts w:ascii="Calibri" w:hAnsi="Calibri" w:cs="Calibri"/>
@@ -1249,47 +520,20 @@
       </w:pPr>
       <w:r>
         <w:rPr>
-          <w:rFonts w:ascii="Calibri" w:eastAsia="Calibri" w:hAnsi="Calibri" w:cs="Calibri"/>
-          <w:b/>
-          <w:bCs/>
-          <w:i/>
-          <w:iCs/>
-        </w:rPr>
-        <w:t>Stack</w:t>
-      </w:r>
-      <w:r>
-        <w:rPr>
-          <w:rFonts w:ascii="Calibri" w:eastAsia="Calibri" w:hAnsi="Calibri" w:cs="Calibri"/>
-          <w:i/>
-          <w:iCs/>
-        </w:rPr>
-        <w:t xml:space="preserve">: </w:t>
-      </w:r>
-      <w:r>
-        <w:rPr>
-          <w:rFonts w:ascii="Calibri" w:eastAsia="Calibri" w:hAnsi="Calibri" w:cs="Calibri"/>
-          <w:i/>
-          <w:iCs/>
-        </w:rPr>
-        <w:t xml:space="preserve">Herramientas </w:t>
-      </w:r>
-      <w:proofErr w:type="spellStart"/>
-      <w:r>
-        <w:rPr>
-          <w:rFonts w:ascii="Calibri" w:eastAsia="Calibri" w:hAnsi="Calibri" w:cs="Calibri"/>
-          <w:i/>
-          <w:iCs/>
-        </w:rPr>
-        <w:t>usadas</w:t>
-      </w:r>
-      <w:proofErr w:type="spellEnd"/>
-      <w:r>
-        <w:rPr>
-          <w:rFonts w:ascii="Calibri" w:eastAsia="Calibri" w:hAnsi="Calibri" w:cs="Calibri"/>
-          <w:i/>
-          <w:iCs/>
-        </w:rPr>
-        <w:t>.</w:t>
+          <w:rFonts w:ascii="Calibri" w:hAnsi="Calibri"/>
+          <w:b/>
+          <w:i/>
+          <w:sz w:val="20"/>
+        </w:rPr>
+        <w:t>Tecnologías / herramientas:</w:t>
+      </w:r>
+      <w:r>
+        <w:rPr>
+          <w:rFonts w:ascii="Calibri" w:hAnsi="Calibri"/>
+          <w:i/>
+          <w:sz w:val="20"/>
+        </w:rPr>
+        <w:t xml:space="preserve"> [Tecnologías, plataformas, librerías, servicios o herramientas utilizadas]</w:t>
       </w:r>
     </w:p>
     <w:p>
@@ -1299,7 +543,7 @@
           <w:ilvl w:val="0"/>
           <w:numId w:val="4"/>
         </w:numPr>
-        <w:spacing w:line="276" w:lineRule="auto"/>
+        <w:spacing w:line="276" w:lineRule="auto" w:after="0"/>
         <w:jc w:val="both"/>
         <w:rPr>
           <w:rFonts w:ascii="Calibri" w:hAnsi="Calibri" w:cs="Calibri"/>
@@ -1310,89 +554,20 @@
       </w:pPr>
       <w:r>
         <w:rPr>
-          <w:rFonts w:ascii="Calibri" w:hAnsi="Calibri" w:cs="Calibri"/>
-          <w:b/>
-          <w:bCs/>
-          <w:i/>
-          <w:iCs/>
-          <w:lang w:val="es-ES"/>
-        </w:rPr>
-        <w:t>Código</w:t>
-      </w:r>
-      <w:r>
-        <w:rPr>
-          <w:rFonts w:ascii="Calibri" w:hAnsi="Calibri" w:cs="Calibri"/>
-          <w:i/>
-          <w:iCs/>
-          <w:lang w:val="es-ES"/>
-        </w:rPr>
-        <w:t xml:space="preserve">: </w:t>
-      </w:r>
-      <w:r>
-        <w:rPr>
-          <w:rFonts w:ascii="Calibri" w:hAnsi="Calibri" w:cs="Calibri"/>
-          <w:i/>
-          <w:iCs/>
-          <w:lang w:val="es-ES"/>
-        </w:rPr>
-        <w:t>GitHub</w:t>
-      </w:r>
-      <w:r>
-        <w:rPr>
-          <w:lang w:val="es-ES"/>
-        </w:rPr>
-        <w:t xml:space="preserve"> </w:t>
-      </w:r>
-      <w:r>
-        <w:rPr>
-          <w:rFonts w:ascii="Calibri" w:hAnsi="Calibri" w:cs="Calibri"/>
-          <w:i/>
-          <w:iCs/>
-          <w:lang w:val="es-ES"/>
-        </w:rPr>
-        <w:t xml:space="preserve">| </w:t>
-      </w:r>
-      <w:r>
-        <w:rPr>
-          <w:rFonts w:ascii="Calibri" w:eastAsia="Calibri" w:hAnsi="Calibri" w:cs="Calibri"/>
-          <w:b/>
-          <w:bCs/>
-          <w:i/>
-          <w:iCs/>
-          <w:lang w:val="es-ES"/>
-        </w:rPr>
-        <w:t>Demo en vivo</w:t>
-      </w:r>
-      <w:r>
-        <w:rPr>
-          <w:rFonts w:ascii="Calibri" w:eastAsia="Calibri" w:hAnsi="Calibri" w:cs="Calibri"/>
-          <w:b/>
-          <w:bCs/>
-          <w:i/>
-          <w:iCs/>
-          <w:lang w:val="es-ES"/>
-        </w:rPr>
-        <w:t xml:space="preserve">: </w:t>
-      </w:r>
-      <w:r>
-        <w:rPr>
-          <w:rFonts w:ascii="Calibri" w:eastAsia="Calibri" w:hAnsi="Calibri" w:cs="Calibri"/>
-          <w:i/>
-          <w:iCs/>
-          <w:lang w:val="es-ES"/>
-        </w:rPr>
-        <w:t>Ver Aplicación</w:t>
-      </w:r>
-      <w:r>
-        <w:rPr>
-          <w:rFonts w:ascii="Calibri" w:eastAsia="Calibri" w:hAnsi="Calibri" w:cs="Calibri"/>
-          <w:b/>
-          <w:bCs/>
-          <w:i/>
-          <w:iCs/>
-          <w:lang w:val="es-ES"/>
-        </w:rPr>
-        <w:t xml:space="preserve"> </w:t>
+          <w:rFonts w:ascii="Calibri" w:hAnsi="Calibri"/>
+          <w:b/>
+          <w:i/>
+          <w:sz w:val="20"/>
+        </w:rPr>
+        <w:t>Enlaces:</w:t>
+      </w:r>
+      <w:r>
+        <w:rPr>
+          <w:rFonts w:ascii="Calibri" w:hAnsi="Calibri"/>
+          <w:i/>
+          <w:sz w:val="20"/>
+        </w:rPr>
+        <w:t xml:space="preserve"> [GitHub / Portafolio / Demo / Repositorio / Caso de estudio, según corresponda]</w:t>
       </w:r>
     </w:p>
     <w:p>
@@ -1400,21 +575,18 @@
         <w:pBdr>
           <w:bottom w:val="single" w:sz="6" w:space="4" w:color="1F4E79"/>
         </w:pBdr>
-        <w:spacing w:before="240" w:line="276" w:lineRule="auto"/>
-        <w:jc w:val="both"/>
-        <w:rPr>
-          <w:lang w:val="es-ES"/>
-        </w:rPr>
-      </w:pPr>
-      <w:r>
-        <w:rPr>
-          <w:rFonts w:ascii="Calibri" w:eastAsia="Calibri" w:hAnsi="Calibri" w:cs="Calibri"/>
-          <w:b/>
-          <w:bCs/>
+        <w:spacing w:before="180" w:line="276" w:lineRule="auto" w:after="60"/>
+        <w:jc w:val="both"/>
+        <w:rPr>
+          <w:lang w:val="es-ES"/>
+        </w:rPr>
+      </w:pPr>
+      <w:r>
+        <w:rPr>
+          <w:rFonts w:ascii="Calibri" w:hAnsi="Calibri"/>
+          <w:b/>
           <w:color w:val="1F4E79"/>
           <w:sz w:val="22"/>
-          <w:szCs w:val="22"/>
-          <w:lang w:val="es-ES"/>
         </w:rPr>
         <w:t>EDUCACIÓN</w:t>
       </w:r>
@@ -1424,142 +596,50 @@
         <w:tabs>
           <w:tab w:val="right" w:pos="9360"/>
         </w:tabs>
-        <w:spacing w:line="276" w:lineRule="auto"/>
-        <w:jc w:val="both"/>
-        <w:rPr>
-          <w:lang w:val="es-ES"/>
-        </w:rPr>
-      </w:pPr>
-      <w:r>
-        <w:rPr>
-          <w:rFonts w:ascii="Calibri" w:eastAsia="Calibri" w:hAnsi="Calibri" w:cs="Calibri"/>
-          <w:b/>
-          <w:bCs/>
+        <w:spacing w:line="276" w:lineRule="auto" w:after="0"/>
+        <w:jc w:val="both"/>
+        <w:rPr>
+          <w:lang w:val="es-ES"/>
+        </w:rPr>
+      </w:pPr>
+      <w:r>
+        <w:rPr>
+          <w:rFonts w:ascii="Calibri" w:hAnsi="Calibri"/>
+          <w:b/>
           <w:sz w:val="21"/>
-          <w:szCs w:val="21"/>
-          <w:lang w:val="es-ES"/>
-        </w:rPr>
-        <w:t>Título de Profesional (</w:t>
-      </w:r>
-      <w:proofErr w:type="spellStart"/>
-      <w:r>
-        <w:rPr>
-          <w:rFonts w:ascii="Calibri" w:eastAsia="Calibri" w:hAnsi="Calibri" w:cs="Calibri"/>
-          <w:b/>
-          <w:bCs/>
-          <w:sz w:val="21"/>
-          <w:szCs w:val="21"/>
-          <w:lang w:val="es-ES"/>
-        </w:rPr>
-        <w:t>ejm</w:t>
-      </w:r>
-      <w:proofErr w:type="spellEnd"/>
-      <w:r>
-        <w:rPr>
-          <w:rFonts w:ascii="Calibri" w:eastAsia="Calibri" w:hAnsi="Calibri" w:cs="Calibri"/>
-          <w:b/>
-          <w:bCs/>
-          <w:sz w:val="21"/>
-          <w:szCs w:val="21"/>
-          <w:lang w:val="es-ES"/>
-        </w:rPr>
-        <w:t>. Ingeniería de Sistemas)</w:t>
-      </w:r>
-      <w:r>
-        <w:rPr>
-          <w:rFonts w:ascii="Calibri" w:eastAsia="Calibri" w:hAnsi="Calibri" w:cs="Calibri"/>
-          <w:i/>
-          <w:iCs/>
-          <w:lang w:val="es-ES"/>
+        </w:rPr>
+        <w:t>[GRADO, CARRERA O FORMACIÓN PRINCIPAL]</w:t>
+      </w:r>
+      <w:r>
+        <w:rPr>
+          <w:rFonts w:ascii="Calibri" w:hAnsi="Calibri"/>
+          <w:i/>
+          <w:sz w:val="20"/>
         </w:rPr>
         <w:tab/>
-        <w:t>20</w:t>
-      </w:r>
-      <w:r>
-        <w:rPr>
-          <w:rFonts w:ascii="Calibri" w:eastAsia="Calibri" w:hAnsi="Calibri" w:cs="Calibri"/>
-          <w:i/>
-          <w:iCs/>
-          <w:lang w:val="es-ES"/>
-        </w:rPr>
-        <w:t>XX</w:t>
-      </w:r>
-    </w:p>
-    <w:p>
-      <w:pPr>
-        <w:spacing w:line="276" w:lineRule="auto"/>
-        <w:jc w:val="both"/>
-        <w:rPr>
-          <w:lang w:val="es-ES"/>
-        </w:rPr>
-      </w:pPr>
-      <w:r>
-        <w:rPr>
-          <w:rFonts w:ascii="Calibri" w:eastAsia="Calibri" w:hAnsi="Calibri" w:cs="Calibri"/>
-          <w:i/>
-          <w:iCs/>
-          <w:lang w:val="es-ES"/>
-        </w:rPr>
-        <w:t xml:space="preserve">Nombre de </w:t>
-      </w:r>
-      <w:r>
-        <w:rPr>
-          <w:rFonts w:ascii="Calibri" w:eastAsia="Calibri" w:hAnsi="Calibri" w:cs="Calibri"/>
-          <w:i/>
-          <w:iCs/>
-          <w:lang w:val="es-ES"/>
-        </w:rPr>
-        <w:t xml:space="preserve">Universidad </w:t>
-      </w:r>
-      <w:r>
-        <w:rPr>
-          <w:rFonts w:ascii="Calibri" w:eastAsia="Calibri" w:hAnsi="Calibri" w:cs="Calibri"/>
-          <w:i/>
-          <w:iCs/>
-          <w:lang w:val="es-ES"/>
-        </w:rPr>
-        <w:t xml:space="preserve">o Institución </w:t>
-      </w:r>
-      <w:r>
-        <w:rPr>
-          <w:rFonts w:ascii="Calibri" w:eastAsia="Calibri" w:hAnsi="Calibri" w:cs="Calibri"/>
-          <w:i/>
-          <w:iCs/>
-          <w:lang w:val="es-ES"/>
-        </w:rPr>
-        <w:t xml:space="preserve">— </w:t>
-      </w:r>
-      <w:r>
-        <w:rPr>
-          <w:rFonts w:ascii="Calibri" w:eastAsia="Calibri" w:hAnsi="Calibri" w:cs="Calibri"/>
-          <w:i/>
-          <w:iCs/>
-          <w:lang w:val="es-ES"/>
-        </w:rPr>
-        <w:t>Ciudad</w:t>
-      </w:r>
-      <w:r>
-        <w:rPr>
-          <w:rFonts w:ascii="Calibri" w:eastAsia="Calibri" w:hAnsi="Calibri" w:cs="Calibri"/>
-          <w:i/>
-          <w:iCs/>
-          <w:lang w:val="es-ES"/>
-        </w:rPr>
-        <w:t>, P</w:t>
-      </w:r>
-      <w:r>
-        <w:rPr>
-          <w:rFonts w:ascii="Calibri" w:eastAsia="Calibri" w:hAnsi="Calibri" w:cs="Calibri"/>
-          <w:i/>
-          <w:iCs/>
-          <w:lang w:val="es-ES"/>
-        </w:rPr>
-        <w:t>aís</w:t>
-      </w:r>
-    </w:p>
-    <w:p>
-      <w:pPr>
-        <w:spacing w:line="276" w:lineRule="auto"/>
+        <w:t>[AÑO / ACTUALIDAD]</w:t>
+      </w:r>
+    </w:p>
+    <w:p>
+      <w:pPr>
+        <w:spacing w:line="276" w:lineRule="auto" w:after="0"/>
+        <w:jc w:val="both"/>
+        <w:rPr>
+          <w:lang w:val="es-ES"/>
+        </w:rPr>
+      </w:pPr>
+      <w:r>
+        <w:rPr>
+          <w:rFonts w:ascii="Calibri" w:hAnsi="Calibri"/>
+          <w:i/>
+          <w:sz w:val="20"/>
+        </w:rPr>
+        <w:t>[Universidad / Instituto / Bootcamp / Academia] — [Ciudad, País o Modalidad]</w:t>
+      </w:r>
+    </w:p>
+    <w:p>
+      <w:pPr>
+        <w:spacing w:line="276" w:lineRule="auto" w:after="0"/>
         <w:jc w:val="both"/>
         <w:rPr>
           <w:lang w:val="es-ES"/>
@@ -1571,35 +651,60 @@
         <w:pBdr>
           <w:bottom w:val="single" w:sz="6" w:space="4" w:color="1F4E79"/>
         </w:pBdr>
-        <w:spacing w:before="240" w:line="276" w:lineRule="auto"/>
-        <w:jc w:val="both"/>
-        <w:rPr>
-          <w:lang w:val="es-ES"/>
-        </w:rPr>
-      </w:pPr>
-      <w:r>
-        <w:rPr>
-          <w:rFonts w:ascii="Calibri" w:eastAsia="Calibri" w:hAnsi="Calibri" w:cs="Calibri"/>
-          <w:b/>
-          <w:bCs/>
+        <w:spacing w:before="180" w:line="276" w:lineRule="auto" w:after="60"/>
+        <w:jc w:val="both"/>
+        <w:rPr>
+          <w:lang w:val="es-ES"/>
+        </w:rPr>
+      </w:pPr>
+      <w:pPr/>
+      <w:r>
+        <w:rPr>
+          <w:rFonts w:ascii="Calibri" w:hAnsi="Calibri"/>
+          <w:b/>
           <w:color w:val="1F4E79"/>
           <w:sz w:val="22"/>
-          <w:szCs w:val="22"/>
-          <w:lang w:val="es-ES"/>
-        </w:rPr>
-        <w:t xml:space="preserve">CERTIFICACIONES </w:t>
-      </w:r>
-      <w:r>
-        <w:rPr>
-          <w:rFonts w:ascii="Calibri" w:eastAsia="Calibri" w:hAnsi="Calibri" w:cs="Calibri"/>
-          <w:b/>
-          <w:bCs/>
+        </w:rPr>
+        <w:t>IDIOMAS (OPCIONAL)</w:t>
+      </w:r>
+    </w:p>
+    <w:p>
+      <w:pPr>
+        <w:spacing w:line="276" w:lineRule="auto" w:after="0"/>
+        <w:jc w:val="both"/>
+        <w:rPr>
+          <w:lang w:val="es-ES"/>
+        </w:rPr>
+      </w:pPr>
+      <w:pPr/>
+      <w:r>
+        <w:rPr>
+          <w:rFonts w:ascii="Calibri" w:hAnsi="Calibri"/>
+          <w:i/>
+          <w:sz w:val="20"/>
+        </w:rPr>
+        <w:t>[Idioma] — [Nivel: A1–C2 / Básico / Intermedio / Avanzado / Nativo]</w:t>
+      </w:r>
+    </w:p>
+    <w:p>
+      <w:pPr>
+        <w:pBdr>
+          <w:bottom w:val="single" w:sz="6" w:space="4" w:color="1F4E79"/>
+        </w:pBdr>
+        <w:spacing w:before="180" w:line="276" w:lineRule="auto" w:after="60"/>
+        <w:jc w:val="both"/>
+        <w:rPr>
+          <w:lang w:val="es-ES"/>
+        </w:rPr>
+      </w:pPr>
+      <w:r>
+        <w:rPr>
+          <w:rFonts w:ascii="Calibri" w:hAnsi="Calibri"/>
+          <w:b/>
           <w:color w:val="1F4E79"/>
           <w:sz w:val="22"/>
-          <w:szCs w:val="22"/>
-          <w:lang w:val="es-ES"/>
-        </w:rPr>
-        <w:t>Y PARTICIPACIÓN EN EVENTOS</w:t>
+        </w:rPr>
+        <w:t>CERTIFICACIONES, CURSOS Y PARTICIPACIÓN</w:t>
       </w:r>
     </w:p>
     <w:p>
@@ -1607,7 +712,7 @@
         <w:tabs>
           <w:tab w:val="right" w:pos="9360"/>
         </w:tabs>
-        <w:spacing w:line="276" w:lineRule="auto"/>
+        <w:spacing w:line="276" w:lineRule="auto" w:after="0"/>
         <w:jc w:val="both"/>
         <w:rPr>
           <w:b/>
@@ -1617,45 +722,20 @@
       </w:pPr>
       <w:r>
         <w:rPr>
-          <w:rFonts w:ascii="Calibri" w:eastAsia="Calibri" w:hAnsi="Calibri" w:cs="Calibri"/>
-          <w:b/>
-          <w:bCs/>
+          <w:rFonts w:ascii="Calibri" w:hAnsi="Calibri"/>
+          <w:b/>
           <w:sz w:val="21"/>
-          <w:szCs w:val="21"/>
-          <w:lang w:val="es-ES"/>
-        </w:rPr>
-        <w:t>Nombre de la Certificación o Participación realizada</w:t>
-      </w:r>
-      <w:r>
-        <w:rPr>
-          <w:rFonts w:ascii="Calibri" w:eastAsia="Calibri" w:hAnsi="Calibri" w:cs="Calibri"/>
-          <w:b/>
-          <w:bCs/>
-          <w:sz w:val="21"/>
-          <w:szCs w:val="21"/>
-          <w:lang w:val="es-ES"/>
+        </w:rPr>
+        <w:t>[CERTIFICACIÓN / CURSO / EVENTO / RECONOCIMIENTO]</w:t>
+      </w:r>
+      <w:r>
+        <w:rPr>
+          <w:rFonts w:ascii="Calibri" w:hAnsi="Calibri"/>
+          <w:i/>
+          <w:sz w:val="20"/>
         </w:rPr>
         <w:tab/>
-      </w:r>
-      <w:r>
-        <w:rPr>
-          <w:rFonts w:ascii="Calibri" w:eastAsia="Calibri" w:hAnsi="Calibri" w:cs="Calibri"/>
-          <w:b/>
-          <w:bCs/>
-          <w:i/>
-          <w:iCs/>
-          <w:lang w:val="es-ES"/>
-        </w:rPr>
-        <w:t xml:space="preserve">                    </w:t>
-      </w:r>
-      <w:r>
-        <w:rPr>
-          <w:rFonts w:ascii="Calibri" w:eastAsia="Calibri" w:hAnsi="Calibri" w:cs="Calibri"/>
-          <w:i/>
-          <w:iCs/>
-          <w:lang w:val="es-ES"/>
-        </w:rPr>
-        <w:t>08/2025 y 10/2024</w:t>
+        <w:t>[MM/AAAA]</w:t>
       </w:r>
     </w:p>
     <w:p>
@@ -1665,7 +745,7 @@
           <w:ilvl w:val="0"/>
           <w:numId w:val="2"/>
         </w:numPr>
-        <w:spacing w:line="276" w:lineRule="auto"/>
+        <w:spacing w:line="276" w:lineRule="auto" w:after="0"/>
         <w:jc w:val="both"/>
         <w:rPr>
           <w:color w:val="747474" w:themeColor="background2" w:themeShade="80"/>
@@ -1674,12 +754,26 @@
       </w:pPr>
       <w:r>
         <w:rPr>
-          <w:rFonts w:ascii="Calibri" w:eastAsia="Calibri" w:hAnsi="Calibri" w:cs="Calibri"/>
-          <w:i/>
-          <w:iCs/>
-          <w:lang w:val="es-ES"/>
-        </w:rPr>
-        <w:t xml:space="preserve">Explicación breve </w:t>
+          <w:rFonts w:ascii="Calibri" w:hAnsi="Calibri"/>
+          <w:i/>
+          <w:sz w:val="20"/>
+        </w:rPr>
+        <w:t>Indica la entidad que lo otorgó, el tema o propósito y, cuando aporte valor, el enlace o credencial verificable.</w:t>
+      </w:r>
+    </w:p>
+    <w:p>
+      <w:pPr>
+        <w:spacing w:after="0" w:line="240" w:lineRule="auto"/>
+        <w:jc w:val="left"/>
+      </w:pPr>
+      <w:r>
+        <w:rPr>
+          <w:rFonts w:ascii="Calibri" w:hAnsi="Calibri"/>
+          <w:i/>
+          <w:color w:val="646464"/>
+          <w:sz w:val="17"/>
+        </w:rPr>
+        <w:t>Nota para la plantilla: elimina las categorías o secciones que no correspondan a tu perfil. Prioriza lo más relevante para el puesto tecnológico al que postulas.</w:t>
       </w:r>
     </w:p>
     <w:sectPr>
